--- a/_site/r/2020-06-10-013-lo-que-debemos-saber-de-r/index.docx
+++ b/_site/r/2020-06-10-013-lo-que-debemos-saber-de-r/index.docx
@@ -217,7 +217,7 @@
         <w:t xml:space="preserve">Palabras clave</w:t>
       </w:r>
       <w:r>
-        <w:t xml:space="preserve">: keyword1, keyword2</w:t>
+        <w:t xml:space="preserve">:</w:t>
       </w:r>
     </w:p>
     <w:p>

--- a/_site/r/2020-06-10-013-lo-que-debemos-saber-de-r/index.docx
+++ b/_site/r/2020-06-10-013-lo-que-debemos-saber-de-r/index.docx
@@ -6572,7 +6572,7 @@
     <w:bookmarkEnd w:id="42"/>
     <w:bookmarkEnd w:id="43"/>
     <w:bookmarkEnd w:id="44"/>
-    <w:bookmarkStart w:id="63" w:name="publicaciones-similares"/>
+    <w:bookmarkStart w:id="51" w:name="publicaciones-similares"/>
     <w:p>
       <w:pPr>
         <w:pStyle w:val="Heading1"/>
@@ -6654,139 +6654,13 @@
     </w:p>
     <w:p>
       <w:pPr>
-        <w:pStyle w:val="Compact"/>
-        <w:numPr>
-          <w:ilvl w:val="0"/>
-          <w:numId w:val="1011"/>
-        </w:numPr>
-      </w:pPr>
-      <w:hyperlink r:id="rId51"/>
-      <w:r>
-        <w:t xml:space="preserve"> </w:t>
-      </w:r>
-      <w:hyperlink r:id="rId52">
-        <w:r>
-          <w:rPr>
-            <w:rStyle w:val="Hyperlink"/>
-          </w:rPr>
-          <w:t xml:space="preserve">02 Manipulacion De Datos</w:t>
-        </w:r>
-      </w:hyperlink>
-    </w:p>
-    <w:p>
-      <w:pPr>
-        <w:pStyle w:val="Compact"/>
-        <w:numPr>
-          <w:ilvl w:val="0"/>
-          <w:numId w:val="1011"/>
-        </w:numPr>
-      </w:pPr>
-      <w:hyperlink r:id="rId53"/>
-      <w:r>
-        <w:t xml:space="preserve"> </w:t>
-      </w:r>
-      <w:hyperlink r:id="rId54">
-        <w:r>
-          <w:rPr>
-            <w:rStyle w:val="Hyperlink"/>
-          </w:rPr>
-          <w:t xml:space="preserve">03 Visualizacion De Datos</w:t>
-        </w:r>
-      </w:hyperlink>
-    </w:p>
-    <w:p>
-      <w:pPr>
-        <w:pStyle w:val="Compact"/>
-        <w:numPr>
-          <w:ilvl w:val="0"/>
-          <w:numId w:val="1011"/>
-        </w:numPr>
-      </w:pPr>
-      <w:hyperlink r:id="rId55"/>
-      <w:r>
-        <w:t xml:space="preserve"> </w:t>
-      </w:r>
-      <w:hyperlink r:id="rId56">
-        <w:r>
-          <w:rPr>
-            <w:rStyle w:val="Hyperlink"/>
-          </w:rPr>
-          <w:t xml:space="preserve">04 Modelo De Machine Learning I Analisis Exploratorio</w:t>
-        </w:r>
-      </w:hyperlink>
-    </w:p>
-    <w:p>
-      <w:pPr>
-        <w:pStyle w:val="Compact"/>
-        <w:numPr>
-          <w:ilvl w:val="0"/>
-          <w:numId w:val="1011"/>
-        </w:numPr>
-      </w:pPr>
-      <w:hyperlink r:id="rId57"/>
-      <w:r>
-        <w:t xml:space="preserve"> </w:t>
-      </w:r>
-      <w:hyperlink r:id="rId58">
-        <w:r>
-          <w:rPr>
-            <w:rStyle w:val="Hyperlink"/>
-          </w:rPr>
-          <w:t xml:space="preserve">05 Modelo De Machine Learning Ii Modelo De Clasificacion</w:t>
-        </w:r>
-      </w:hyperlink>
-    </w:p>
-    <w:p>
-      <w:pPr>
-        <w:pStyle w:val="Compact"/>
-        <w:numPr>
-          <w:ilvl w:val="0"/>
-          <w:numId w:val="1011"/>
-        </w:numPr>
-      </w:pPr>
-      <w:hyperlink r:id="rId59"/>
-      <w:r>
-        <w:t xml:space="preserve"> </w:t>
-      </w:r>
-      <w:hyperlink r:id="rId60">
-        <w:r>
-          <w:rPr>
-            <w:rStyle w:val="Hyperlink"/>
-          </w:rPr>
-          <w:t xml:space="preserve">06 Modelo De Machine Learning Iii Modelo De Regresion</w:t>
-        </w:r>
-      </w:hyperlink>
-    </w:p>
-    <w:p>
-      <w:pPr>
-        <w:pStyle w:val="Compact"/>
-        <w:numPr>
-          <w:ilvl w:val="0"/>
-          <w:numId w:val="1011"/>
-        </w:numPr>
-      </w:pPr>
-      <w:hyperlink r:id="rId61"/>
-      <w:r>
-        <w:t xml:space="preserve"> </w:t>
-      </w:r>
-      <w:hyperlink r:id="rId62">
-        <w:r>
-          <w:rPr>
-            <w:rStyle w:val="Hyperlink"/>
-          </w:rPr>
-          <w:t xml:space="preserve">07 Modelo De Machine Learning Iv Tex Mining</w:t>
-        </w:r>
-      </w:hyperlink>
-    </w:p>
-    <w:p>
-      <w:pPr>
         <w:pStyle w:val="FirstParagraph"/>
       </w:pPr>
       <w:r>
         <w:t xml:space="preserve">Esperamos que encuentres estas publicaciones igualmente interesantes y útiles. ¡Disfruta de la lectura!</w:t>
       </w:r>
     </w:p>
-    <w:bookmarkEnd w:id="63"/>
+    <w:bookmarkEnd w:id="51"/>
     <w:sectPr>
       <w:headerReference r:id="rId8" w:type="even"/>
       <w:headerReference r:id="rId9" w:type="default"/>
